--- a/numeric/experiment/resources/TaskInstructions.docx
+++ b/numeric/experiment/resources/TaskInstructions.docx
@@ -53,7 +53,19 @@
         <w:t>pairs</w:t>
       </w:r>
       <w:r>
-        <w:t xml:space="preserve"> of monetary lotteries. In total, you will make 400 decisions, separated into 2 blocks of 200 trials each. </w:t>
+        <w:t xml:space="preserve"> of monetary lotteries. In total, you will make 400 decisions, separated into </w:t>
+      </w:r>
+      <w:r>
+        <w:t>4</w:t>
+      </w:r>
+      <w:r>
+        <w:t xml:space="preserve"> blocks of </w:t>
+      </w:r>
+      <w:r>
+        <w:t>1</w:t>
+      </w:r>
+      <w:r>
+        <w:t xml:space="preserve">00 trials each. </w:t>
       </w:r>
     </w:p>
     <w:p/>
@@ -65,6 +77,9 @@
         <w:t xml:space="preserve">alf of </w:t>
       </w:r>
       <w:r>
+        <w:t xml:space="preserve">the </w:t>
+      </w:r>
+      <w:r>
         <w:t>decisions will involve</w:t>
       </w:r>
       <w:r>
@@ -89,16 +104,11 @@
         <w:t xml:space="preserve">money </w:t>
       </w:r>
       <w:r>
-        <w:t xml:space="preserve">with some </w:t>
-      </w:r>
-      <w:proofErr w:type="gramStart"/>
-      <w:r>
-        <w:t xml:space="preserve">probability, </w:t>
+        <w:t xml:space="preserve">with some probability, </w:t>
       </w:r>
       <w:r>
         <w:t>or</w:t>
       </w:r>
-      <w:proofErr w:type="gramEnd"/>
       <w:r>
         <w:t xml:space="preserve"> getting $0 otherwise. </w:t>
       </w:r>
@@ -115,16 +125,11 @@
         <w:t>money</w:t>
       </w:r>
       <w:r>
-        <w:t xml:space="preserve"> with some </w:t>
-      </w:r>
-      <w:proofErr w:type="gramStart"/>
-      <w:r>
-        <w:t xml:space="preserve">probability, </w:t>
+        <w:t xml:space="preserve"> with some probability, </w:t>
       </w:r>
       <w:r>
         <w:t>or</w:t>
       </w:r>
-      <w:proofErr w:type="gramEnd"/>
       <w:r>
         <w:t xml:space="preserve"> getting $0 otherwise. </w:t>
       </w:r>
@@ -147,111 +152,114 @@
         <w:t xml:space="preserve">. In addition, at the end of the experiment </w:t>
       </w:r>
       <w:r>
-        <w:t>you</w:t>
+        <w:t xml:space="preserve">you </w:t>
+      </w:r>
+      <w:r>
+        <w:t xml:space="preserve">will randomly select one </w:t>
+      </w:r>
+      <w:r>
+        <w:t>GAIN trial and one LOSS trial</w:t>
+      </w:r>
+      <w:r>
+        <w:t xml:space="preserve"> and play out the </w:t>
+      </w:r>
+      <w:r>
+        <w:t>lotteries</w:t>
       </w:r>
       <w:r>
         <w:t xml:space="preserve"> </w:t>
       </w:r>
       <w:r>
-        <w:t xml:space="preserve">will randomly select one </w:t>
-      </w:r>
-      <w:r>
-        <w:t>GAIN trial and one LOSS trial</w:t>
-      </w:r>
-      <w:r>
-        <w:t xml:space="preserve"> and play out the </w:t>
+        <w:t xml:space="preserve">that you chose </w:t>
+      </w:r>
+      <w:r>
+        <w:t>in those trials</w:t>
+      </w:r>
+      <w:r>
+        <w:t xml:space="preserve">. The selected </w:t>
+      </w:r>
+      <w:r>
+        <w:t xml:space="preserve">lotteries </w:t>
+      </w:r>
+      <w:r>
+        <w:t>will then be played by drawing marbles from an urn to determine your final payoff. Note that wins will be added to the $40 show-up fee, but losses will be subtracted.</w:t>
+      </w:r>
+    </w:p>
+    <w:p/>
+    <w:p>
+      <w:r>
+        <w:t>Here are more details</w:t>
+      </w:r>
+      <w:r>
+        <w:t>.</w:t>
+      </w:r>
+    </w:p>
+    <w:p/>
+    <w:p>
+      <w:pPr>
+        <w:rPr>
+          <w:b/>
+        </w:rPr>
+      </w:pPr>
+    </w:p>
+    <w:p>
+      <w:pPr>
+        <w:rPr>
+          <w:b/>
+        </w:rPr>
+      </w:pPr>
+      <w:r>
+        <w:rPr>
+          <w:b/>
+        </w:rPr>
+        <w:t>GAIN</w:t>
+      </w:r>
+      <w:r>
+        <w:rPr>
+          <w:b/>
+        </w:rPr>
+        <w:t xml:space="preserve"> </w:t>
+      </w:r>
+      <w:r>
+        <w:rPr>
+          <w:b/>
+        </w:rPr>
+        <w:t>BLOCKS</w:t>
+      </w:r>
+    </w:p>
+    <w:p>
+      <w:pPr>
+        <w:rPr>
+          <w:b/>
+        </w:rPr>
+      </w:pPr>
+    </w:p>
+    <w:p>
+      <w:r>
+        <w:t xml:space="preserve">In </w:t>
+      </w:r>
+      <w:r>
+        <w:t>GAIN</w:t>
+      </w:r>
+      <w:r>
+        <w:t xml:space="preserve"> </w:t>
+      </w:r>
+      <w:r>
+        <w:t>decisions</w:t>
+      </w:r>
+      <w:r>
+        <w:t xml:space="preserve">, you will be shown </w:t>
+      </w:r>
+      <w:r>
+        <w:t>2</w:t>
+      </w:r>
+      <w:r>
+        <w:t xml:space="preserve"> </w:t>
       </w:r>
       <w:r>
         <w:t>lotteries</w:t>
       </w:r>
       <w:r>
-        <w:t xml:space="preserve"> </w:t>
-      </w:r>
-      <w:r>
-        <w:t xml:space="preserve">that you chose </w:t>
-      </w:r>
-      <w:r>
-        <w:t>in those trials</w:t>
-      </w:r>
-      <w:r>
-        <w:t xml:space="preserve">. The selected </w:t>
-      </w:r>
-      <w:r>
-        <w:t xml:space="preserve">lotteries </w:t>
-      </w:r>
-      <w:r>
-        <w:t>will then be played by drawing marbles from an urn to determine your final payoff. Note that wins will be added to the $40 show-up fee, but losses will be subtracted.</w:t>
-      </w:r>
-    </w:p>
-    <w:p/>
-    <w:p>
-      <w:r>
-        <w:t>Here are more details</w:t>
-      </w:r>
-      <w:r>
-        <w:t>.</w:t>
-      </w:r>
-    </w:p>
-    <w:p/>
-    <w:p>
-      <w:pPr>
-        <w:rPr>
-          <w:b/>
-        </w:rPr>
-      </w:pPr>
-    </w:p>
-    <w:p>
-      <w:pPr>
-        <w:rPr>
-          <w:b/>
-        </w:rPr>
-      </w:pPr>
-      <w:r>
-        <w:rPr>
-          <w:b/>
-        </w:rPr>
-        <w:t>GAIN</w:t>
-      </w:r>
-      <w:r>
-        <w:rPr>
-          <w:b/>
-        </w:rPr>
-        <w:t xml:space="preserve"> BLOCK</w:t>
-      </w:r>
-    </w:p>
-    <w:p>
-      <w:pPr>
-        <w:rPr>
-          <w:b/>
-        </w:rPr>
-      </w:pPr>
-    </w:p>
-    <w:p>
-      <w:r>
-        <w:t xml:space="preserve">In </w:t>
-      </w:r>
-      <w:r>
-        <w:t>GAIN</w:t>
-      </w:r>
-      <w:r>
-        <w:t xml:space="preserve"> </w:t>
-      </w:r>
-      <w:r>
-        <w:t>decisions</w:t>
-      </w:r>
-      <w:r>
-        <w:t xml:space="preserve">, you will be shown </w:t>
-      </w:r>
-      <w:r>
-        <w:t>2</w:t>
-      </w:r>
-      <w:r>
-        <w:t xml:space="preserve"> </w:t>
-      </w:r>
-      <w:r>
-        <w:t>lotteries</w:t>
-      </w:r>
-      <w:r>
         <w:t>, one on the left</w:t>
       </w:r>
       <w:r>
@@ -264,18 +272,10 @@
         <w:t>Each GAIN lottery entails earning some positive amount of money ($6</w:t>
       </w:r>
       <w:r>
-        <w:t xml:space="preserve"> to $12) with some </w:t>
-      </w:r>
-      <w:proofErr w:type="gramStart"/>
-      <w:r>
-        <w:t>probability</w:t>
-      </w:r>
-      <w:r>
-        <w:t>, or</w:t>
-      </w:r>
-      <w:proofErr w:type="gramEnd"/>
-      <w:r>
-        <w:t xml:space="preserve"> getting $0 otherwise. </w:t>
+        <w:t xml:space="preserve"> to $12) with some probability</w:t>
+      </w:r>
+      <w:r>
+        <w:t xml:space="preserve">, or getting $0 otherwise. </w:t>
       </w:r>
     </w:p>
     <w:p/>
@@ -359,18 +359,10 @@
         <w:t>s</w:t>
       </w:r>
       <w:r>
-        <w:t xml:space="preserve">. You must maintain fixation on the cross </w:t>
-      </w:r>
-      <w:proofErr w:type="gramStart"/>
-      <w:r>
-        <w:t xml:space="preserve">in order </w:t>
-      </w:r>
-      <w:r>
-        <w:t>for</w:t>
-      </w:r>
-      <w:proofErr w:type="gramEnd"/>
-      <w:r>
-        <w:t xml:space="preserve"> the experiment </w:t>
+        <w:t xml:space="preserve">. You must maintain fixation on the cross in order </w:t>
+      </w:r>
+      <w:r>
+        <w:t xml:space="preserve">for the experiment </w:t>
       </w:r>
       <w:r>
         <w:t>to proceed</w:t>
@@ -816,7 +808,20 @@
         </w:numPr>
       </w:pPr>
       <w:r>
-        <w:t xml:space="preserve">You have 6 seconds to make your decision. If you do not make your choice within 6 seconds, then </w:t>
+        <w:lastRenderedPageBreak/>
+        <w:t xml:space="preserve">You have </w:t>
+      </w:r>
+      <w:r>
+        <w:t>10</w:t>
+      </w:r>
+      <w:r>
+        <w:t xml:space="preserve"> seconds to make your decision. If you do not make your choice within </w:t>
+      </w:r>
+      <w:r>
+        <w:t>10</w:t>
+      </w:r>
+      <w:r>
+        <w:t xml:space="preserve"> seconds, then </w:t>
       </w:r>
       <w:r>
         <w:t>your choice is automatically logged as the lottery with the worse expected value and a screen</w:t>
@@ -915,6 +920,12 @@
         </w:rPr>
         <w:t>LOSS BLOCK</w:t>
       </w:r>
+      <w:r>
+        <w:rPr>
+          <w:b/>
+        </w:rPr>
+        <w:t>S</w:t>
+      </w:r>
     </w:p>
     <w:p/>
     <w:p>
@@ -928,15 +939,7 @@
         <w:t xml:space="preserve">, </w:t>
       </w:r>
       <w:r>
-        <w:t xml:space="preserve">you will be shown 2 lotteries, one on the left and one on the right side of the screen. Each LOSS lottery entails losing some amount of money (-$6 to -$12) with some </w:t>
-      </w:r>
-      <w:proofErr w:type="gramStart"/>
-      <w:r>
-        <w:t>probability, or</w:t>
-      </w:r>
-      <w:proofErr w:type="gramEnd"/>
-      <w:r>
-        <w:t xml:space="preserve"> getting $0 otherwise.</w:t>
+        <w:t>you will be shown 2 lotteries, one on the left and one on the right side of the screen. Each LOSS lottery entails losing some amount of money (-$6 to -$12) with some probability, or getting $0 otherwise.</w:t>
       </w:r>
     </w:p>
     <w:p/>
@@ -966,18 +969,10 @@
         <w:spacing w:line="276" w:lineRule="auto"/>
       </w:pPr>
       <w:r>
-        <w:t xml:space="preserve">A fixation cross will appear in the left, center, or right of the screen, as shown in the following screenshots. You must maintain fixation on the cross </w:t>
-      </w:r>
-      <w:proofErr w:type="gramStart"/>
-      <w:r>
-        <w:t xml:space="preserve">in order </w:t>
-      </w:r>
-      <w:r>
-        <w:t>for</w:t>
-      </w:r>
-      <w:proofErr w:type="gramEnd"/>
-      <w:r>
-        <w:t xml:space="preserve"> the experiment </w:t>
+        <w:t xml:space="preserve">A fixation cross will appear in the left, center, or right of the screen, as shown in the following screenshots. You must maintain fixation on the cross in order </w:t>
+      </w:r>
+      <w:r>
+        <w:t xml:space="preserve">for the experiment </w:t>
       </w:r>
       <w:r>
         <w:t>to proceed.</w:t>
@@ -1200,6 +1195,7 @@
         <w:rPr>
           <w:color w:val="000000"/>
         </w:rPr>
+        <w:lastRenderedPageBreak/>
         <w:t>Two lotteries will appear on the screen. Make your choice by pressing either the LEFT or RIGHT Arrow Key at any time.</w:t>
       </w:r>
       <w:r>
@@ -1312,7 +1308,6 @@
         <w:rPr>
           <w:color w:val="000000"/>
         </w:rPr>
-        <w:lastRenderedPageBreak/>
         <w:t>After you make a response, the option selected will be briefly highlighted before moving to the next trial after a short pause.</w:t>
       </w:r>
     </w:p>
@@ -1416,7 +1411,19 @@
         </w:numPr>
       </w:pPr>
       <w:r>
-        <w:t>You have 6 seconds to make your decision. If you do not make your choice within 6 seconds, then your choice is automatically logged as the lottery with the worse expected value and a screen will appear to remind you to respond quicker!</w:t>
+        <w:t xml:space="preserve">You have </w:t>
+      </w:r>
+      <w:r>
+        <w:t>10</w:t>
+      </w:r>
+      <w:r>
+        <w:t xml:space="preserve"> seconds to make your decision. If you do not make your choice within </w:t>
+      </w:r>
+      <w:r>
+        <w:t>10</w:t>
+      </w:r>
+      <w:r>
+        <w:t xml:space="preserve"> seconds, then your choice is automatically logged as the lottery with the worse expected value and a screen will appear to remind you to respond quicker!</w:t>
       </w:r>
     </w:p>
     <w:p>
@@ -1509,6 +1516,7 @@
         <w:rPr>
           <w:b/>
         </w:rPr>
+        <w:lastRenderedPageBreak/>
         <w:t>IMPORTANT</w:t>
       </w:r>
     </w:p>
@@ -1559,7 +1567,6 @@
         </w:numPr>
         <w:spacing w:line="276" w:lineRule="auto"/>
       </w:pPr>
-      <w:proofErr w:type="gramStart"/>
       <w:r>
         <w:rPr>
           <w:b/>
@@ -1567,11 +1574,7 @@
         <w:t>Keep your hand on the response keys</w:t>
       </w:r>
       <w:r>
-        <w:t xml:space="preserve"> at all times</w:t>
-      </w:r>
-      <w:proofErr w:type="gramEnd"/>
-      <w:r>
-        <w:t xml:space="preserve"> during the task so that you do not need to look down at the keyboard in order to indicate your responses.</w:t>
+        <w:t xml:space="preserve"> at all times during the task so that you do not need to look down at the keyboard in order to indicate your responses.</w:t>
       </w:r>
     </w:p>
     <w:p>

--- a/numeric/experiment/resources/TaskInstructions.docx
+++ b/numeric/experiment/resources/TaskInstructions.docx
@@ -53,7 +53,13 @@
         <w:t>pairs</w:t>
       </w:r>
       <w:r>
-        <w:t xml:space="preserve"> of monetary lotteries. In total, you will make 400 decisions, separated into </w:t>
+        <w:t xml:space="preserve"> of monetary lotteries. In total, you will make </w:t>
+      </w:r>
+      <w:r>
+        <w:t>340</w:t>
+      </w:r>
+      <w:r>
+        <w:t xml:space="preserve"> decisions, separated into </w:t>
       </w:r>
       <w:r>
         <w:t>4</w:t>
@@ -62,10 +68,10 @@
         <w:t xml:space="preserve"> blocks of </w:t>
       </w:r>
       <w:r>
-        <w:t>1</w:t>
-      </w:r>
-      <w:r>
-        <w:t xml:space="preserve">00 trials each. </w:t>
+        <w:t>85</w:t>
+      </w:r>
+      <w:r>
+        <w:t xml:space="preserve"> trials each. </w:t>
       </w:r>
     </w:p>
     <w:p/>
@@ -896,11 +902,261 @@
     </w:p>
     <w:p>
       <w:pPr>
+        <w:pStyle w:val="ListParagraph"/>
+        <w:jc w:val="center"/>
+      </w:pPr>
+    </w:p>
+    <w:p>
+      <w:pPr>
+        <w:pStyle w:val="ListParagraph"/>
+        <w:jc w:val="center"/>
+      </w:pPr>
+    </w:p>
+    <w:p>
+      <w:r>
+        <w:t xml:space="preserve">How do the </w:t>
+      </w:r>
+      <w:r>
+        <w:t>lotteries</w:t>
+      </w:r>
+      <w:r>
+        <w:t xml:space="preserve"> work</w:t>
+      </w:r>
+      <w:r>
+        <w:t xml:space="preserve">: </w:t>
+      </w:r>
+    </w:p>
+    <w:p/>
+    <w:p>
+      <w:pPr>
+        <w:numPr>
+          <w:ilvl w:val="0"/>
+          <w:numId w:val="8"/>
+        </w:numPr>
+        <w:pBdr>
+          <w:top w:val="nil"/>
+          <w:left w:val="nil"/>
+          <w:bottom w:val="nil"/>
+          <w:right w:val="nil"/>
+          <w:between w:val="nil"/>
+        </w:pBdr>
+      </w:pPr>
+      <w:r>
+        <w:rPr>
+          <w:color w:val="000000"/>
+        </w:rPr>
+        <w:t xml:space="preserve">Suppose </w:t>
+      </w:r>
+      <w:r>
+        <w:rPr>
+          <w:color w:val="000000"/>
+        </w:rPr>
+        <w:t xml:space="preserve">in one of your </w:t>
+      </w:r>
+      <w:r>
+        <w:rPr>
+          <w:color w:val="000000"/>
+        </w:rPr>
+        <w:t>trial</w:t>
+      </w:r>
+      <w:r>
+        <w:rPr>
+          <w:color w:val="000000"/>
+        </w:rPr>
+        <w:t>s that</w:t>
+      </w:r>
+      <w:r>
+        <w:rPr>
+          <w:color w:val="000000"/>
+        </w:rPr>
+        <w:t xml:space="preserve"> you chose the right-side gamble</w:t>
+      </w:r>
+      <w:r>
+        <w:rPr>
+          <w:color w:val="000000"/>
+        </w:rPr>
+        <w:t xml:space="preserve"> (shown below)</w:t>
+      </w:r>
+      <w:r>
+        <w:rPr>
+          <w:color w:val="000000"/>
+        </w:rPr>
+        <w:t xml:space="preserve">, and that this </w:t>
+      </w:r>
+      <w:r>
+        <w:rPr>
+          <w:color w:val="000000"/>
+        </w:rPr>
+        <w:t>is</w:t>
+      </w:r>
+      <w:r>
+        <w:rPr>
+          <w:color w:val="000000"/>
+        </w:rPr>
+        <w:t xml:space="preserve"> one </w:t>
+      </w:r>
+      <w:r>
+        <w:rPr>
+          <w:color w:val="000000"/>
+        </w:rPr>
+        <w:t xml:space="preserve">of </w:t>
+      </w:r>
+      <w:r>
+        <w:rPr>
+          <w:color w:val="000000"/>
+        </w:rPr>
+        <w:t>the selected trial</w:t>
+      </w:r>
+      <w:r>
+        <w:rPr>
+          <w:color w:val="000000"/>
+        </w:rPr>
+        <w:t>s</w:t>
+      </w:r>
+      <w:r>
+        <w:rPr>
+          <w:color w:val="000000"/>
+        </w:rPr>
+        <w:t xml:space="preserve"> at the end of the experiment.</w:t>
+      </w:r>
+    </w:p>
+    <w:p>
+      <w:pPr>
+        <w:pBdr>
+          <w:top w:val="nil"/>
+          <w:left w:val="nil"/>
+          <w:bottom w:val="nil"/>
+          <w:right w:val="nil"/>
+          <w:between w:val="nil"/>
+        </w:pBdr>
+        <w:ind w:left="720"/>
+      </w:pPr>
+    </w:p>
+    <w:p>
+      <w:pPr>
+        <w:pBdr>
+          <w:top w:val="nil"/>
+          <w:left w:val="nil"/>
+          <w:bottom w:val="nil"/>
+          <w:right w:val="nil"/>
+          <w:between w:val="nil"/>
+        </w:pBdr>
+        <w:ind w:left="720"/>
+        <w:jc w:val="center"/>
+      </w:pPr>
+      <w:r>
+        <w:rPr>
+          <w:noProof/>
+        </w:rPr>
+        <w:drawing>
+          <wp:inline distT="0" distB="0" distL="0" distR="0" wp14:anchorId="45EEADA4" wp14:editId="708854A7">
+            <wp:extent cx="2286000" cy="1237762"/>
+            <wp:effectExtent l="0" t="0" r="0" b="635"/>
+            <wp:docPr id="5" name="Picture 5" descr="A picture containing screenshot, clock, design&#10;&#10;Description automatically generated"/>
+            <wp:cNvGraphicFramePr>
+              <a:graphicFrameLocks xmlns:a="http://schemas.openxmlformats.org/drawingml/2006/main" noChangeAspect="1"/>
+            </wp:cNvGraphicFramePr>
+            <a:graphic xmlns:a="http://schemas.openxmlformats.org/drawingml/2006/main">
+              <a:graphicData uri="http://schemas.openxmlformats.org/drawingml/2006/picture">
+                <pic:pic xmlns:pic="http://schemas.openxmlformats.org/drawingml/2006/picture">
+                  <pic:nvPicPr>
+                    <pic:cNvPr id="20" name="Picture 20" descr="A picture containing screenshot, clock, design&#10;&#10;Description automatically generated"/>
+                    <pic:cNvPicPr>
+                      <a:picLocks noChangeAspect="1" noChangeArrowheads="1"/>
+                    </pic:cNvPicPr>
+                  </pic:nvPicPr>
+                  <pic:blipFill>
+                    <a:blip r:embed="rId11" cstate="print">
+                      <a:extLst>
+                        <a:ext uri="{28A0092B-C50C-407E-A947-70E740481C1C}">
+                          <a14:useLocalDpi xmlns:a14="http://schemas.microsoft.com/office/drawing/2010/main" val="0"/>
+                        </a:ext>
+                      </a:extLst>
+                    </a:blip>
+                    <a:srcRect/>
+                    <a:stretch>
+                      <a:fillRect/>
+                    </a:stretch>
+                  </pic:blipFill>
+                  <pic:spPr bwMode="auto">
+                    <a:xfrm>
+                      <a:off x="0" y="0"/>
+                      <a:ext cx="2286000" cy="1237762"/>
+                    </a:xfrm>
+                    <a:prstGeom prst="rect">
+                      <a:avLst/>
+                    </a:prstGeom>
+                    <a:noFill/>
+                    <a:ln>
+                      <a:noFill/>
+                    </a:ln>
+                  </pic:spPr>
+                </pic:pic>
+              </a:graphicData>
+            </a:graphic>
+          </wp:inline>
+        </w:drawing>
+      </w:r>
+    </w:p>
+    <w:p>
+      <w:pPr>
+        <w:pBdr>
+          <w:top w:val="nil"/>
+          <w:left w:val="nil"/>
+          <w:bottom w:val="nil"/>
+          <w:right w:val="nil"/>
+          <w:between w:val="nil"/>
+        </w:pBdr>
+        <w:ind w:left="720"/>
+        <w:jc w:val="center"/>
+      </w:pPr>
+    </w:p>
+    <w:p>
+      <w:pPr>
+        <w:pStyle w:val="ListParagraph"/>
+        <w:numPr>
+          <w:ilvl w:val="0"/>
+          <w:numId w:val="8"/>
+        </w:numPr>
+        <w:pBdr>
+          <w:top w:val="nil"/>
+          <w:left w:val="nil"/>
+          <w:bottom w:val="nil"/>
+          <w:right w:val="nil"/>
+          <w:between w:val="nil"/>
+        </w:pBdr>
+      </w:pPr>
+      <w:r>
+        <w:t>This means after the experiment is over, you will p</w:t>
+      </w:r>
+      <w:r>
+        <w:t xml:space="preserve">lay out a lottery that </w:t>
+      </w:r>
+      <w:r>
         <w:rPr>
           <w:b/>
-        </w:rPr>
-      </w:pPr>
-    </w:p>
+          <w:bCs/>
+          <w:u w:val="single"/>
+        </w:rPr>
+        <w:t>adds</w:t>
+      </w:r>
+      <w:r>
+        <w:t xml:space="preserve"> </w:t>
+      </w:r>
+      <w:r>
+        <w:t xml:space="preserve">$11.40 </w:t>
+      </w:r>
+      <w:r>
+        <w:t xml:space="preserve">to your total earnings </w:t>
+      </w:r>
+      <w:r>
+        <w:t xml:space="preserve">with 41% probability or $0 with </w:t>
+      </w:r>
+      <w:r>
+        <w:t>59% probability.</w:t>
+      </w:r>
+    </w:p>
+    <w:p/>
     <w:p>
       <w:pPr>
         <w:rPr>
@@ -914,10 +1170,32 @@
           <w:b/>
         </w:rPr>
       </w:pPr>
-      <w:r>
+    </w:p>
+    <w:p>
+      <w:pPr>
+        <w:spacing w:after="160" w:line="259" w:lineRule="auto"/>
         <w:rPr>
           <w:b/>
         </w:rPr>
+      </w:pPr>
+      <w:r>
+        <w:rPr>
+          <w:b/>
+        </w:rPr>
+        <w:br w:type="page"/>
+      </w:r>
+    </w:p>
+    <w:p>
+      <w:pPr>
+        <w:rPr>
+          <w:b/>
+        </w:rPr>
+      </w:pPr>
+      <w:r>
+        <w:rPr>
+          <w:b/>
+        </w:rPr>
+        <w:lastRenderedPageBreak/>
         <w:t>LOSS BLOCK</w:t>
       </w:r>
       <w:r>
@@ -1164,20 +1442,6 @@
     </w:p>
     <w:p>
       <w:pPr>
-        <w:spacing w:after="160" w:line="259" w:lineRule="auto"/>
-        <w:rPr>
-          <w:color w:val="000000"/>
-        </w:rPr>
-      </w:pPr>
-      <w:r>
-        <w:rPr>
-          <w:color w:val="000000"/>
-        </w:rPr>
-        <w:br w:type="page"/>
-      </w:r>
-    </w:p>
-    <w:p>
-      <w:pPr>
         <w:numPr>
           <w:ilvl w:val="0"/>
           <w:numId w:val="7"/>
@@ -1195,7 +1459,6 @@
         <w:rPr>
           <w:color w:val="000000"/>
         </w:rPr>
-        <w:lastRenderedPageBreak/>
         <w:t>Two lotteries will appear on the screen. Make your choice by pressing either the LEFT or RIGHT Arrow Key at any time.</w:t>
       </w:r>
       <w:r>
@@ -1292,6 +1555,20 @@
     </w:p>
     <w:p>
       <w:pPr>
+        <w:spacing w:after="160" w:line="259" w:lineRule="auto"/>
+        <w:rPr>
+          <w:color w:val="000000"/>
+        </w:rPr>
+      </w:pPr>
+      <w:r>
+        <w:rPr>
+          <w:color w:val="000000"/>
+        </w:rPr>
+        <w:br w:type="page"/>
+      </w:r>
+    </w:p>
+    <w:p>
+      <w:pPr>
         <w:numPr>
           <w:ilvl w:val="0"/>
           <w:numId w:val="7"/>
@@ -1308,6 +1585,7 @@
         <w:rPr>
           <w:color w:val="000000"/>
         </w:rPr>
+        <w:lastRenderedPageBreak/>
         <w:t>After you make a response, the option selected will be briefly highlighted before moving to the next trial after a short pause.</w:t>
       </w:r>
     </w:p>
@@ -1493,6 +1771,198 @@
     <w:p/>
     <w:p/>
     <w:p>
+      <w:r>
+        <w:t xml:space="preserve">How do the </w:t>
+      </w:r>
+      <w:r>
+        <w:t>lotteries</w:t>
+      </w:r>
+      <w:r>
+        <w:t xml:space="preserve"> work: </w:t>
+      </w:r>
+    </w:p>
+    <w:p/>
+    <w:p>
+      <w:pPr>
+        <w:numPr>
+          <w:ilvl w:val="0"/>
+          <w:numId w:val="9"/>
+        </w:numPr>
+        <w:pBdr>
+          <w:top w:val="nil"/>
+          <w:left w:val="nil"/>
+          <w:bottom w:val="nil"/>
+          <w:right w:val="nil"/>
+          <w:between w:val="nil"/>
+        </w:pBdr>
+      </w:pPr>
+      <w:r>
+        <w:rPr>
+          <w:color w:val="000000"/>
+        </w:rPr>
+        <w:t xml:space="preserve">Suppose in one of your trials that you chose the </w:t>
+      </w:r>
+      <w:r>
+        <w:rPr>
+          <w:color w:val="000000"/>
+        </w:rPr>
+        <w:t>left</w:t>
+      </w:r>
+      <w:r>
+        <w:rPr>
+          <w:color w:val="000000"/>
+        </w:rPr>
+        <w:t>-side gamble (shown below), and that this is one of the selected trials at the end of the experiment.</w:t>
+      </w:r>
+    </w:p>
+    <w:p>
+      <w:pPr>
+        <w:pBdr>
+          <w:top w:val="nil"/>
+          <w:left w:val="nil"/>
+          <w:bottom w:val="nil"/>
+          <w:right w:val="nil"/>
+          <w:between w:val="nil"/>
+        </w:pBdr>
+        <w:ind w:left="720"/>
+      </w:pPr>
+    </w:p>
+    <w:p>
+      <w:pPr>
+        <w:pBdr>
+          <w:top w:val="nil"/>
+          <w:left w:val="nil"/>
+          <w:bottom w:val="nil"/>
+          <w:right w:val="nil"/>
+          <w:between w:val="nil"/>
+        </w:pBdr>
+        <w:ind w:left="720"/>
+        <w:jc w:val="center"/>
+      </w:pPr>
+      <w:r>
+        <w:rPr>
+          <w:noProof/>
+        </w:rPr>
+        <w:drawing>
+          <wp:inline distT="0" distB="0" distL="0" distR="0" wp14:anchorId="5826D1DF" wp14:editId="644E35F9">
+            <wp:extent cx="2286000" cy="1237517"/>
+            <wp:effectExtent l="0" t="0" r="0" b="1270"/>
+            <wp:docPr id="7" name="Picture 7" descr="A picture containing clock, text, screenshot, digital clock&#10;&#10;Description automatically generated"/>
+            <wp:cNvGraphicFramePr>
+              <a:graphicFrameLocks xmlns:a="http://schemas.openxmlformats.org/drawingml/2006/main" noChangeAspect="1"/>
+            </wp:cNvGraphicFramePr>
+            <a:graphic xmlns:a="http://schemas.openxmlformats.org/drawingml/2006/main">
+              <a:graphicData uri="http://schemas.openxmlformats.org/drawingml/2006/picture">
+                <pic:pic xmlns:pic="http://schemas.openxmlformats.org/drawingml/2006/picture">
+                  <pic:nvPicPr>
+                    <pic:cNvPr id="29" name="Picture 29" descr="A picture containing clock, text, screenshot, digital clock&#10;&#10;Description automatically generated"/>
+                    <pic:cNvPicPr>
+                      <a:picLocks noChangeAspect="1" noChangeArrowheads="1"/>
+                    </pic:cNvPicPr>
+                  </pic:nvPicPr>
+                  <pic:blipFill>
+                    <a:blip r:embed="rId14" cstate="print">
+                      <a:extLst>
+                        <a:ext uri="{28A0092B-C50C-407E-A947-70E740481C1C}">
+                          <a14:useLocalDpi xmlns:a14="http://schemas.microsoft.com/office/drawing/2010/main" val="0"/>
+                        </a:ext>
+                      </a:extLst>
+                    </a:blip>
+                    <a:srcRect/>
+                    <a:stretch>
+                      <a:fillRect/>
+                    </a:stretch>
+                  </pic:blipFill>
+                  <pic:spPr bwMode="auto">
+                    <a:xfrm>
+                      <a:off x="0" y="0"/>
+                      <a:ext cx="2286000" cy="1237517"/>
+                    </a:xfrm>
+                    <a:prstGeom prst="rect">
+                      <a:avLst/>
+                    </a:prstGeom>
+                    <a:noFill/>
+                    <a:ln>
+                      <a:noFill/>
+                    </a:ln>
+                  </pic:spPr>
+                </pic:pic>
+              </a:graphicData>
+            </a:graphic>
+          </wp:inline>
+        </w:drawing>
+      </w:r>
+    </w:p>
+    <w:p>
+      <w:pPr>
+        <w:pBdr>
+          <w:top w:val="nil"/>
+          <w:left w:val="nil"/>
+          <w:bottom w:val="nil"/>
+          <w:right w:val="nil"/>
+          <w:between w:val="nil"/>
+        </w:pBdr>
+        <w:ind w:left="720"/>
+        <w:jc w:val="center"/>
+      </w:pPr>
+    </w:p>
+    <w:p>
+      <w:pPr>
+        <w:pStyle w:val="ListParagraph"/>
+        <w:numPr>
+          <w:ilvl w:val="0"/>
+          <w:numId w:val="9"/>
+        </w:numPr>
+        <w:pBdr>
+          <w:top w:val="nil"/>
+          <w:left w:val="nil"/>
+          <w:bottom w:val="nil"/>
+          <w:right w:val="nil"/>
+          <w:between w:val="nil"/>
+        </w:pBdr>
+      </w:pPr>
+      <w:r>
+        <w:t xml:space="preserve">This means after the experiment is over, you will play out a lottery that </w:t>
+      </w:r>
+      <w:r>
+        <w:rPr>
+          <w:b/>
+          <w:bCs/>
+          <w:u w:val="single"/>
+        </w:rPr>
+        <w:t>subtracts</w:t>
+      </w:r>
+      <w:r>
+        <w:t xml:space="preserve"> $</w:t>
+      </w:r>
+      <w:r>
+        <w:t>8.50 from your total earnings</w:t>
+      </w:r>
+      <w:r>
+        <w:t xml:space="preserve"> with </w:t>
+      </w:r>
+      <w:r>
+        <w:t>25</w:t>
+      </w:r>
+      <w:r>
+        <w:t xml:space="preserve">% probability or $0 with </w:t>
+      </w:r>
+      <w:r>
+        <w:t>75</w:t>
+      </w:r>
+      <w:r>
+        <w:t>% probability.</w:t>
+      </w:r>
+    </w:p>
+    <w:p>
+      <w:pPr>
+        <w:spacing w:after="160" w:line="259" w:lineRule="auto"/>
+        <w:rPr>
+          <w:b/>
+        </w:rPr>
+      </w:pPr>
+    </w:p>
+    <w:p>
       <w:pPr>
         <w:spacing w:after="160" w:line="259" w:lineRule="auto"/>
         <w:rPr>
@@ -1717,7 +2187,6 @@
         <w:docPartUnique/>
       </w:docPartObj>
     </w:sdtPr>
-    <w:sdtEndPr/>
     <w:sdtContent>
       <w:sdt>
         <w:sdtPr>
@@ -1727,7 +2196,6 @@
             <w:docPartUnique/>
           </w:docPartObj>
         </w:sdtPr>
-        <w:sdtEndPr/>
         <w:sdtContent>
           <w:p>
             <w:pPr>
@@ -1933,6 +2401,178 @@
     </w:lvl>
   </w:abstractNum>
   <w:abstractNum w:abstractNumId="1" w15:restartNumberingAfterBreak="0">
+    <w:nsid w:val="232F79D1"/>
+    <w:multiLevelType w:val="multilevel"/>
+    <w:tmpl w:val="65A2982E"/>
+    <w:lvl w:ilvl="0">
+      <w:start w:val="1"/>
+      <w:numFmt w:val="decimal"/>
+      <w:lvlText w:val="%1)"/>
+      <w:lvlJc w:val="left"/>
+      <w:pPr>
+        <w:ind w:left="720" w:hanging="360"/>
+      </w:pPr>
+    </w:lvl>
+    <w:lvl w:ilvl="1">
+      <w:start w:val="1"/>
+      <w:numFmt w:val="lowerLetter"/>
+      <w:lvlText w:val="%2."/>
+      <w:lvlJc w:val="left"/>
+      <w:pPr>
+        <w:ind w:left="1440" w:hanging="360"/>
+      </w:pPr>
+    </w:lvl>
+    <w:lvl w:ilvl="2">
+      <w:start w:val="1"/>
+      <w:numFmt w:val="lowerRoman"/>
+      <w:lvlText w:val="%3."/>
+      <w:lvlJc w:val="right"/>
+      <w:pPr>
+        <w:ind w:left="2160" w:hanging="180"/>
+      </w:pPr>
+    </w:lvl>
+    <w:lvl w:ilvl="3">
+      <w:start w:val="1"/>
+      <w:numFmt w:val="decimal"/>
+      <w:lvlText w:val="%4."/>
+      <w:lvlJc w:val="left"/>
+      <w:pPr>
+        <w:ind w:left="2880" w:hanging="360"/>
+      </w:pPr>
+    </w:lvl>
+    <w:lvl w:ilvl="4">
+      <w:start w:val="1"/>
+      <w:numFmt w:val="lowerLetter"/>
+      <w:lvlText w:val="%5."/>
+      <w:lvlJc w:val="left"/>
+      <w:pPr>
+        <w:ind w:left="3600" w:hanging="360"/>
+      </w:pPr>
+    </w:lvl>
+    <w:lvl w:ilvl="5">
+      <w:start w:val="1"/>
+      <w:numFmt w:val="lowerRoman"/>
+      <w:lvlText w:val="%6."/>
+      <w:lvlJc w:val="right"/>
+      <w:pPr>
+        <w:ind w:left="4320" w:hanging="180"/>
+      </w:pPr>
+    </w:lvl>
+    <w:lvl w:ilvl="6">
+      <w:start w:val="1"/>
+      <w:numFmt w:val="decimal"/>
+      <w:lvlText w:val="%7."/>
+      <w:lvlJc w:val="left"/>
+      <w:pPr>
+        <w:ind w:left="5040" w:hanging="360"/>
+      </w:pPr>
+    </w:lvl>
+    <w:lvl w:ilvl="7">
+      <w:start w:val="1"/>
+      <w:numFmt w:val="lowerLetter"/>
+      <w:lvlText w:val="%8."/>
+      <w:lvlJc w:val="left"/>
+      <w:pPr>
+        <w:ind w:left="5760" w:hanging="360"/>
+      </w:pPr>
+    </w:lvl>
+    <w:lvl w:ilvl="8">
+      <w:start w:val="1"/>
+      <w:numFmt w:val="lowerRoman"/>
+      <w:lvlText w:val="%9."/>
+      <w:lvlJc w:val="right"/>
+      <w:pPr>
+        <w:ind w:left="6480" w:hanging="180"/>
+      </w:pPr>
+    </w:lvl>
+  </w:abstractNum>
+  <w:abstractNum w:abstractNumId="2" w15:restartNumberingAfterBreak="0">
+    <w:nsid w:val="2B616CB7"/>
+    <w:multiLevelType w:val="multilevel"/>
+    <w:tmpl w:val="65A2982E"/>
+    <w:lvl w:ilvl="0">
+      <w:start w:val="1"/>
+      <w:numFmt w:val="decimal"/>
+      <w:lvlText w:val="%1)"/>
+      <w:lvlJc w:val="left"/>
+      <w:pPr>
+        <w:ind w:left="720" w:hanging="360"/>
+      </w:pPr>
+    </w:lvl>
+    <w:lvl w:ilvl="1">
+      <w:start w:val="1"/>
+      <w:numFmt w:val="lowerLetter"/>
+      <w:lvlText w:val="%2."/>
+      <w:lvlJc w:val="left"/>
+      <w:pPr>
+        <w:ind w:left="1440" w:hanging="360"/>
+      </w:pPr>
+    </w:lvl>
+    <w:lvl w:ilvl="2">
+      <w:start w:val="1"/>
+      <w:numFmt w:val="lowerRoman"/>
+      <w:lvlText w:val="%3."/>
+      <w:lvlJc w:val="right"/>
+      <w:pPr>
+        <w:ind w:left="2160" w:hanging="180"/>
+      </w:pPr>
+    </w:lvl>
+    <w:lvl w:ilvl="3">
+      <w:start w:val="1"/>
+      <w:numFmt w:val="decimal"/>
+      <w:lvlText w:val="%4."/>
+      <w:lvlJc w:val="left"/>
+      <w:pPr>
+        <w:ind w:left="2880" w:hanging="360"/>
+      </w:pPr>
+    </w:lvl>
+    <w:lvl w:ilvl="4">
+      <w:start w:val="1"/>
+      <w:numFmt w:val="lowerLetter"/>
+      <w:lvlText w:val="%5."/>
+      <w:lvlJc w:val="left"/>
+      <w:pPr>
+        <w:ind w:left="3600" w:hanging="360"/>
+      </w:pPr>
+    </w:lvl>
+    <w:lvl w:ilvl="5">
+      <w:start w:val="1"/>
+      <w:numFmt w:val="lowerRoman"/>
+      <w:lvlText w:val="%6."/>
+      <w:lvlJc w:val="right"/>
+      <w:pPr>
+        <w:ind w:left="4320" w:hanging="180"/>
+      </w:pPr>
+    </w:lvl>
+    <w:lvl w:ilvl="6">
+      <w:start w:val="1"/>
+      <w:numFmt w:val="decimal"/>
+      <w:lvlText w:val="%7."/>
+      <w:lvlJc w:val="left"/>
+      <w:pPr>
+        <w:ind w:left="5040" w:hanging="360"/>
+      </w:pPr>
+    </w:lvl>
+    <w:lvl w:ilvl="7">
+      <w:start w:val="1"/>
+      <w:numFmt w:val="lowerLetter"/>
+      <w:lvlText w:val="%8."/>
+      <w:lvlJc w:val="left"/>
+      <w:pPr>
+        <w:ind w:left="5760" w:hanging="360"/>
+      </w:pPr>
+    </w:lvl>
+    <w:lvl w:ilvl="8">
+      <w:start w:val="1"/>
+      <w:numFmt w:val="lowerRoman"/>
+      <w:lvlText w:val="%9."/>
+      <w:lvlJc w:val="right"/>
+      <w:pPr>
+        <w:ind w:left="6480" w:hanging="180"/>
+      </w:pPr>
+    </w:lvl>
+  </w:abstractNum>
+  <w:abstractNum w:abstractNumId="3" w15:restartNumberingAfterBreak="0">
     <w:nsid w:val="3CA674BC"/>
     <w:multiLevelType w:val="multilevel"/>
     <w:tmpl w:val="65A2982E"/>
@@ -2018,7 +2658,7 @@
       </w:pPr>
     </w:lvl>
   </w:abstractNum>
-  <w:abstractNum w:abstractNumId="2" w15:restartNumberingAfterBreak="0">
+  <w:abstractNum w:abstractNumId="4" w15:restartNumberingAfterBreak="0">
     <w:nsid w:val="3D1514F7"/>
     <w:multiLevelType w:val="multilevel"/>
     <w:tmpl w:val="65A2982E"/>
@@ -2104,7 +2744,7 @@
       </w:pPr>
     </w:lvl>
   </w:abstractNum>
-  <w:abstractNum w:abstractNumId="3" w15:restartNumberingAfterBreak="0">
+  <w:abstractNum w:abstractNumId="5" w15:restartNumberingAfterBreak="0">
     <w:nsid w:val="3DE13328"/>
     <w:multiLevelType w:val="multilevel"/>
     <w:tmpl w:val="69D0C53E"/>
@@ -2217,7 +2857,7 @@
       </w:rPr>
     </w:lvl>
   </w:abstractNum>
-  <w:abstractNum w:abstractNumId="4" w15:restartNumberingAfterBreak="0">
+  <w:abstractNum w:abstractNumId="6" w15:restartNumberingAfterBreak="0">
     <w:nsid w:val="5B603902"/>
     <w:multiLevelType w:val="multilevel"/>
     <w:tmpl w:val="65A2982E"/>
@@ -2303,7 +2943,7 @@
       </w:pPr>
     </w:lvl>
   </w:abstractNum>
-  <w:abstractNum w:abstractNumId="5" w15:restartNumberingAfterBreak="0">
+  <w:abstractNum w:abstractNumId="7" w15:restartNumberingAfterBreak="0">
     <w:nsid w:val="5F9C3132"/>
     <w:multiLevelType w:val="multilevel"/>
     <w:tmpl w:val="F7145578"/>
@@ -2389,7 +3029,7 @@
       </w:pPr>
     </w:lvl>
   </w:abstractNum>
-  <w:abstractNum w:abstractNumId="6" w15:restartNumberingAfterBreak="0">
+  <w:abstractNum w:abstractNumId="8" w15:restartNumberingAfterBreak="0">
     <w:nsid w:val="6A6337A7"/>
     <w:multiLevelType w:val="hybridMultilevel"/>
     <w:tmpl w:val="3CCEFA82"/>
@@ -2479,24 +3119,30 @@
     </w:lvl>
   </w:abstractNum>
   <w:num w:numId="1" w16cid:durableId="1574243878">
+    <w:abstractNumId w:val="5"/>
+  </w:num>
+  <w:num w:numId="2" w16cid:durableId="1999722675">
     <w:abstractNumId w:val="3"/>
   </w:num>
-  <w:num w:numId="2" w16cid:durableId="1999722675">
-    <w:abstractNumId w:val="1"/>
-  </w:num>
   <w:num w:numId="3" w16cid:durableId="66076511">
-    <w:abstractNumId w:val="5"/>
+    <w:abstractNumId w:val="7"/>
   </w:num>
   <w:num w:numId="4" w16cid:durableId="11689879">
     <w:abstractNumId w:val="0"/>
   </w:num>
   <w:num w:numId="5" w16cid:durableId="1175222243">
+    <w:abstractNumId w:val="6"/>
+  </w:num>
+  <w:num w:numId="6" w16cid:durableId="166293175">
+    <w:abstractNumId w:val="8"/>
+  </w:num>
+  <w:num w:numId="7" w16cid:durableId="159929411">
     <w:abstractNumId w:val="4"/>
   </w:num>
-  <w:num w:numId="6" w16cid:durableId="166293175">
-    <w:abstractNumId w:val="6"/>
+  <w:num w:numId="8" w16cid:durableId="260919527">
+    <w:abstractNumId w:val="1"/>
   </w:num>
-  <w:num w:numId="7" w16cid:durableId="159929411">
+  <w:num w:numId="9" w16cid:durableId="1873229268">
     <w:abstractNumId w:val="2"/>
   </w:num>
 </w:numbering>
